--- a/assets/cv/CV_Template_Guide.docx
+++ b/assets/cv/CV_Template_Guide.docx
@@ -1,641 +1,842 @@
 
 <file path=word/document.xml><?xml version="1.0" encoding="utf-8"?>
-<w:document xmlns:wpc="http://schemas.microsoft.com/office/word/2010/wordprocessingCanvas" xmlns:cx="http://schemas.microsoft.com/office/drawing/2014/chartex" xmlns:cx1="http://schemas.microsoft.com/office/drawing/2015/9/8/chartex" xmlns:cx2="http://schemas.microsoft.com/office/drawing/2015/10/21/chartex" xmlns:cx3="http://schemas.microsoft.com/office/drawing/2016/5/9/chartex" xmlns:cx4="http://schemas.microsoft.com/office/drawing/2016/5/10/chartex" xmlns:cx5="http://schemas.microsoft.com/office/drawing/2016/5/11/chartex" xmlns:cx6="http://schemas.microsoft.com/office/drawing/2016/5/12/chartex" xmlns:cx7="http://schemas.microsoft.com/office/drawing/2016/5/13/chartex" xmlns:cx8="http://schemas.microsoft.com/office/drawing/2016/5/14/chartex" xmlns:mc="http://schemas.openxmlformats.org/markup-compatibility/2006" xmlns:aink="http://schemas.microsoft.com/office/drawing/2016/ink" xmlns:am3d="http://schemas.microsoft.com/office/drawing/2017/model3d" xmlns:o="urn:schemas-microsoft-com:office:office" xmlns:oel="http://schemas.microsoft.com/office/2019/extlst" xmlns:r="http://schemas.openxmlformats.org/officeDocument/2006/relationships" xmlns:m="http://schemas.openxmlformats.org/officeDocument/2006/math" xmlns:v="urn:schemas-microsoft-com:vml" xmlns:wp14="http://schemas.microsoft.com/office/word/2010/wordprocessingDrawing" xmlns:wp="http://schemas.openxmlformats.org/drawingml/2006/wordprocessingDrawing" xmlns:w10="urn:schemas-microsoft-com:office:word" xmlns:w="http://schemas.openxmlformats.org/wordprocessingml/2006/main" xmlns:w14="http://schemas.microsoft.com/office/word/2010/wordml" xmlns:w15="http://schemas.microsoft.com/office/word/2012/wordml" xmlns:w16cex="http://schemas.microsoft.com/office/word/2018/wordml/cex" xmlns:w16cid="http://schemas.microsoft.com/office/word/2016/wordml/cid" xmlns:w16="http://schemas.microsoft.com/office/word/2018/wordml" xmlns:w16du="http://schemas.microsoft.com/office/word/2023/wordml/word16du" xmlns:w16sdtdh="http://schemas.microsoft.com/office/word/2020/wordml/sdtdatahash" xmlns:w16sdtfl="http://schemas.microsoft.com/office/word/2024/wordml/sdtformatlock" xmlns:w16se="http://schemas.microsoft.com/office/word/2015/wordml/symex" xmlns:wpg="http://schemas.microsoft.com/office/word/2010/wordprocessingGroup" xmlns:wpi="http://schemas.microsoft.com/office/word/2010/wordprocessingInk" xmlns:wne="http://schemas.microsoft.com/office/word/2006/wordml" xmlns:wps="http://schemas.microsoft.com/office/word/2010/wordprocessingShape" mc:Ignorable="w14 w15 w16se w16cid w16 w16cex w16sdtdh w16sdtfl w16du wp14">
+<w:document xmlns:wpc="http://schemas.microsoft.com/office/word/2010/wordprocessingCanvas" xmlns:cx="http://schemas.microsoft.com/office/drawing/2014/chartex" xmlns:cx1="http://schemas.microsoft.com/office/drawing/2015/9/8/chartex" xmlns:cx2="http://schemas.microsoft.com/office/drawing/2015/10/21/chartex" xmlns:cx3="http://schemas.microsoft.com/office/drawing/2016/5/9/chartex" xmlns:cx4="http://schemas.microsoft.com/office/drawing/2016/5/10/chartex" xmlns:cx5="http://schemas.microsoft.com/office/drawing/2016/5/11/chartex" xmlns:cx6="http://schemas.microsoft.com/office/drawing/2016/5/12/chartex" xmlns:cx7="http://schemas.microsoft.com/office/drawing/2016/5/13/chartex" xmlns:cx8="http://schemas.microsoft.com/office/drawing/2016/5/14/chartex" xmlns:mc="http://schemas.openxmlformats.org/markup-compatibility/2006" xmlns:m="http://schemas.openxmlformats.org/officeDocument/2006/math" xmlns:aink="http://schemas.microsoft.com/office/drawing/2016/ink" xmlns:am3d="http://schemas.microsoft.com/office/drawing/2017/model3d" xmlns:oel="http://schemas.microsoft.com/office/2019/extlst" xmlns:r="http://schemas.openxmlformats.org/officeDocument/2006/relationships" xmlns:wp14="http://schemas.microsoft.com/office/word/2010/wordprocessingDrawing" xmlns:wp="http://schemas.openxmlformats.org/drawingml/2006/wordprocessingDrawing" xmlns:wpg="http://schemas.microsoft.com/office/word/2010/wordprocessingGroup" xmlns:wpi="http://schemas.microsoft.com/office/word/2010/wordprocessingInk" xmlns:wps="http://schemas.microsoft.com/office/word/2010/wordprocessingShape" xmlns:o="urn:schemas-microsoft-com:office:office" xmlns:v="urn:schemas-microsoft-com:vml" xmlns:w10="urn:schemas-microsoft-com:office:word" xmlns:w="http://schemas.openxmlformats.org/wordprocessingml/2006/main" xmlns:w14="http://schemas.microsoft.com/office/word/2010/wordml" xmlns:w15="http://schemas.microsoft.com/office/word/2012/wordml" xmlns:w16cex="http://schemas.microsoft.com/office/word/2018/wordml/cex" xmlns:w16cid="http://schemas.microsoft.com/office/word/2016/wordml/cid" xmlns:w16="http://schemas.microsoft.com/office/word/2018/wordml" xmlns:w16sdtdh="http://schemas.microsoft.com/office/word/2020/wordml/sdtdatahash" xmlns:w16sdtfl="http://schemas.microsoft.com/office/word/2024/wordml/sdtformatlock" xmlns:w16se="http://schemas.microsoft.com/office/word/2015/wordml/symex" xmlns:w16du="http://schemas.microsoft.com/office/word/2023/wordml/word16du" xmlns:wne="http://schemas.microsoft.com/office/word/2006/wordml" mc:Ignorable="w14 w15 w16se w16cid w16 w16cex w16sdtdh w16sdtfl w16du wp14">
   <w:body>
     <w:p>
       <w:pPr>
-        <w:spacing w:before="120" w:after="60"/>
-      </w:pPr>
-      <w:r>
-        <w:rPr>
-          <w:b/>
-          <w:bCs/>
-          <w:color w:val="0F2444"/>
+        <w:spacing w:after="40"/>
+        <w:jc w:val="center"/>
+        <w:rPr>
+          <w:sz w:val="21"/>
+          <w:szCs w:val="21"/>
+        </w:rPr>
+      </w:pPr>
+      <w:r>
+        <w:rPr>
+          <w:b/>
+          <w:bCs/>
           <w:spacing w:val="20"/>
-          <w:sz w:val="24"/>
-          <w:szCs w:val="24"/>
-        </w:rPr>
-        <w:t>THE TEMPLATE</w:t>
-      </w:r>
-    </w:p>
-    <w:p>
-      <w:pPr>
-        <w:spacing w:after="80"/>
-        <w:rPr>
+          <w:sz w:val="32"/>
+          <w:szCs w:val="32"/>
+        </w:rPr>
+        <w:t>YOUR NAME</w:t>
+      </w:r>
+    </w:p>
+    <w:p>
+      <w:pPr>
+        <w:spacing w:before="48" w:after="48" w:line="246" w:lineRule="auto"/>
+        <w:jc w:val="center"/>
+        <w:rPr>
+          <w:b/>
+          <w:bCs/>
           <w:i/>
           <w:iCs/>
-          <w:color w:val="767676"/>
-          <w:sz w:val="18"/>
-          <w:szCs w:val="18"/>
-        </w:rPr>
-      </w:pPr>
-      <w:r>
-        <w:rPr>
+          <w:sz w:val="22"/>
+          <w:szCs w:val="22"/>
+        </w:rPr>
+      </w:pPr>
+      <w:r>
+        <w:t>[City, Postcode] | [Phone number]</w:t>
+      </w:r>
+    </w:p>
+    <w:p>
+      <w:pPr>
+        <w:spacing w:after="40"/>
+        <w:jc w:val="center"/>
+      </w:pPr>
+      <w:hyperlink r:id="rId7" w:history="1">
+        <w:r>
+          <w:rPr>
+            <w:rStyle w:val="Hyperlink"/>
+          </w:rPr>
+          <w:t>[email address]</w:t>
+        </w:r>
+      </w:hyperlink>
+      <w:r>
+        <w:t xml:space="preserve"> | </w:t>
+      </w:r>
+      <w:hyperlink r:id="rId8" w:history="1">
+        <w:r>
+          <w:rPr>
+            <w:rStyle w:val="Hyperlink"/>
+          </w:rPr>
+          <w:t>LinkedIn</w:t>
+        </w:r>
+      </w:hyperlink>
+    </w:p>
+    <w:p>
+      <w:pPr>
+        <w:pBdr>
+          <w:bottom w:val="single" w:sz="6" w:space="2" w:color="000000"/>
+        </w:pBdr>
+        <w:spacing w:before="148" w:after="78"/>
+      </w:pPr>
+      <w:r>
+        <w:rPr>
+          <w:b/>
+          <w:bCs/>
+          <w:spacing w:val="24"/>
+          <w:sz w:val="21"/>
+          <w:szCs w:val="21"/>
+        </w:rPr>
+        <w:t>EDUCATION</w:t>
+      </w:r>
+    </w:p>
+    <w:p>
+      <w:pPr>
+        <w:tabs>
+          <w:tab w:val="right" w:pos="10322"/>
+        </w:tabs>
+        <w:spacing w:before="92" w:after="34"/>
+      </w:pPr>
+      <w:r>
+        <w:rPr>
+          <w:b/>
+          <w:bCs/>
+        </w:rPr>
+        <w:t>[University] | [Degree] ([Grade or predicted grade])</w:t>
+        <w:tab/>
+        <w:t>[Mon Year] to [Mon Year]</w:t>
+      </w:r>
+    </w:p>
+    <w:p>
+      <w:pPr>
+        <w:pStyle w:val="ListParagraph"/>
+        <w:numPr>
+          <w:ilvl w:val="0"/>
+          <w:numId w:val="4"/>
+        </w:numPr>
+        <w:spacing w:before="13" w:after="13" w:line="243" w:lineRule="auto"/>
+      </w:pPr>
+      <w:r>
+        <w:t>[Module] ([%]), [Module] ([%]), [Module] ([%])</w:t>
+      </w:r>
+    </w:p>
+    <w:p>
+      <w:pPr>
+        <w:pStyle w:val="ListParagraph"/>
+        <w:numPr>
+          <w:ilvl w:val="0"/>
+          <w:numId w:val="4"/>
+        </w:numPr>
+        <w:spacing w:before="13" w:after="13" w:line="243" w:lineRule="auto"/>
+      </w:pPr>
+      <w:r>
+        <w:t>[Award or bursary], [the amount], [how you were selected]</w:t>
+      </w:r>
+    </w:p>
+    <w:p>
+      <w:pPr>
+        <w:pStyle w:val="ListParagraph"/>
+        <w:numPr>
+          <w:ilvl w:val="0"/>
+          <w:numId w:val="4"/>
+        </w:numPr>
+        <w:spacing w:before="13" w:after="13" w:line="243" w:lineRule="auto"/>
+      </w:pPr>
+      <w:r>
+        <w:t xml:space="preserve">[Second award, or delete this line]</w:t>
+      </w:r>
+    </w:p>
+    <w:p>
+      <w:pPr>
+        <w:tabs>
+          <w:tab w:val="right" w:pos="10322"/>
+        </w:tabs>
+        <w:spacing w:before="92" w:after="34"/>
+      </w:pPr>
+      <w:r>
+        <w:rPr>
+          <w:b/>
+          <w:bCs/>
+        </w:rPr>
+        <w:t>[School or college] | A Levels</w:t>
+        <w:tab/>
+        <w:t>[Mon Year] to [Mon Year]</w:t>
+      </w:r>
+    </w:p>
+    <w:p>
+      <w:pPr>
+        <w:pStyle w:val="ListParagraph"/>
+        <w:numPr>
+          <w:ilvl w:val="0"/>
+          <w:numId w:val="4"/>
+        </w:numPr>
+        <w:spacing w:before="13" w:after="13" w:line="243" w:lineRule="auto"/>
+      </w:pPr>
+      <w:r>
+        <w:t>[Subject] ([Grade]), [Subject] ([Grade]), [Subject] ([Grade]), [ranking if you have one]</w:t>
+      </w:r>
+    </w:p>
+    <w:p>
+      <w:pPr>
+        <w:pStyle w:val="ListParagraph"/>
+        <w:numPr>
+          <w:ilvl w:val="0"/>
+          <w:numId w:val="4"/>
+        </w:numPr>
+        <w:spacing w:before="13" w:after="13" w:line="243" w:lineRule="auto"/>
+      </w:pPr>
+      <w:r>
+        <w:t xml:space="preserve">[Extra qualification, competition or award]</w:t>
+      </w:r>
+    </w:p>
+    <w:p>
+      <w:pPr>
+        <w:pBdr>
+          <w:bottom w:val="single" w:sz="6" w:space="2" w:color="000000"/>
+        </w:pBdr>
+        <w:spacing w:before="148" w:after="78"/>
+      </w:pPr>
+      <w:r>
+        <w:rPr>
+          <w:b/>
+          <w:bCs/>
+          <w:spacing w:val="24"/>
+          <w:sz w:val="21"/>
+          <w:szCs w:val="21"/>
+        </w:rPr>
+        <w:t>PROFESSIONAL EXPERIENCE</w:t>
+      </w:r>
+    </w:p>
+    <w:p>
+      <w:pPr>
+        <w:tabs>
+          <w:tab w:val="right" w:pos="10322"/>
+        </w:tabs>
+        <w:spacing w:before="92" w:after="34"/>
+      </w:pPr>
+      <w:r>
+        <w:rPr>
+          <w:b/>
+          <w:bCs/>
+        </w:rPr>
+        <w:t>[Firm] | [Role, 1 of X selected] | [City]</w:t>
+        <w:tab/>
+        <w:t>[Mon Year]</w:t>
+      </w:r>
+    </w:p>
+    <w:p>
+      <w:pPr>
+        <w:pStyle w:val="ListParagraph"/>
+        <w:numPr>
+          <w:ilvl w:val="0"/>
+          <w:numId w:val="4"/>
+        </w:numPr>
+      </w:pPr>
+      <w:r>
+        <w:t>[Verb] [what you pitched or built], [size in £ or $], [to whom and team size]</w:t>
+      </w:r>
+    </w:p>
+    <w:p>
+      <w:pPr>
+        <w:pStyle w:val="ListParagraph"/>
+        <w:numPr>
+          <w:ilvl w:val="0"/>
+          <w:numId w:val="4"/>
+        </w:numPr>
+      </w:pPr>
+      <w:r>
+        <w:t>[Verb] [the analysis you ran], [the number it produced]</w:t>
+      </w:r>
+    </w:p>
+    <w:p>
+      <w:pPr>
+        <w:pStyle w:val="ListParagraph"/>
+        <w:numPr>
+          <w:ilvl w:val="0"/>
+          <w:numId w:val="4"/>
+        </w:numPr>
+      </w:pPr>
+      <w:r>
+        <w:t>[Verb] [where money, time or headcount went], [the amount]</w:t>
+      </w:r>
+    </w:p>
+    <w:p>
+      <w:pPr>
+        <w:tabs>
+          <w:tab w:val="right" w:pos="10322"/>
+        </w:tabs>
+        <w:spacing w:before="92" w:after="34"/>
+      </w:pPr>
+      <w:r>
+        <w:rPr>
+          <w:b/>
+          <w:bCs/>
+        </w:rPr>
+        <w:t xml:space="preserve">[Firm] | [Programme or role] | [City]</w:t>
+        <w:tab/>
+        <w:t>[Mon Year]</w:t>
+      </w:r>
+    </w:p>
+    <w:p>
+      <w:pPr>
+        <w:pStyle w:val="ListParagraph"/>
+        <w:numPr>
+          <w:ilvl w:val="0"/>
+          <w:numId w:val="4"/>
+        </w:numPr>
+        <w:spacing w:before="13" w:after="13" w:line="243" w:lineRule="auto"/>
+      </w:pPr>
+      <w:r>
+        <w:t>[Verb] [the recommendation you made], [size], [to whom and team size]</w:t>
+      </w:r>
+    </w:p>
+    <w:p>
+      <w:pPr>
+        <w:pStyle w:val="ListParagraph"/>
+        <w:numPr>
+          <w:ilvl w:val="0"/>
+          <w:numId w:val="4"/>
+        </w:numPr>
+        <w:spacing w:before="13" w:after="13" w:line="243" w:lineRule="auto"/>
+      </w:pPr>
+      <w:r>
+        <w:t>[Verb] [the model or assumption], [the outcome number]</w:t>
+      </w:r>
+    </w:p>
+    <w:p>
+      <w:pPr>
+        <w:pStyle w:val="ListParagraph"/>
+        <w:numPr>
+          <w:ilvl w:val="0"/>
+          <w:numId w:val="4"/>
+        </w:numPr>
+        <w:spacing w:before="13" w:after="13" w:line="243" w:lineRule="auto"/>
+      </w:pPr>
+      <w:r>
+        <w:t>[Verb] [the benchmark or comparison you used], [the number]</w:t>
+      </w:r>
+    </w:p>
+    <w:p>
+      <w:pPr>
+        <w:tabs>
+          <w:tab w:val="right" w:pos="10322"/>
+        </w:tabs>
+        <w:spacing w:before="92" w:after="34"/>
+      </w:pPr>
+      <w:r>
+        <w:rPr>
+          <w:b/>
+          <w:bCs/>
+        </w:rPr>
+        <w:t>[Firm] | [Programme or role, selectivity] | [City]</w:t>
+        <w:tab/>
+        <w:t>[Mon Year]</w:t>
+      </w:r>
+    </w:p>
+    <w:p>
+      <w:pPr>
+        <w:pStyle w:val="ListParagraph"/>
+        <w:numPr>
+          <w:ilvl w:val="0"/>
+          <w:numId w:val="4"/>
+        </w:numPr>
+        <w:spacing w:before="13" w:after="13" w:line="243" w:lineRule="auto"/>
+      </w:pPr>
+      <w:r>
+        <w:t>[Verb] [the work you completed], [under whose instruction]</w:t>
+      </w:r>
+    </w:p>
+    <w:p>
+      <w:pPr>
+        <w:pStyle w:val="ListParagraph"/>
+        <w:numPr>
+          <w:ilvl w:val="0"/>
+          <w:numId w:val="4"/>
+        </w:numPr>
+        <w:spacing w:before="13" w:after="13" w:line="243" w:lineRule="auto"/>
+      </w:pPr>
+      <w:r>
+        <w:t>[Verb] [the market or asset you sized], [the number], [what you proposed]</w:t>
+      </w:r>
+    </w:p>
+    <w:p>
+      <w:pPr>
+        <w:tabs>
+          <w:tab w:val="right" w:pos="10322"/>
+        </w:tabs>
+        <w:spacing w:before="92" w:after="34"/>
+      </w:pPr>
+      <w:r>
+        <w:rPr>
+          <w:b/>
+          <w:bCs/>
+        </w:rPr>
+        <w:t>[Firm] | [Programme or role, selectivity] | [City]</w:t>
+        <w:tab/>
+        <w:t>[Mon Year]</w:t>
+      </w:r>
+    </w:p>
+    <w:p>
+      <w:pPr>
+        <w:pStyle w:val="ListParagraph"/>
+        <w:numPr>
+          <w:ilvl w:val="0"/>
+          <w:numId w:val="4"/>
+        </w:numPr>
+        <w:spacing w:before="13" w:after="13" w:line="243" w:lineRule="auto"/>
+      </w:pPr>
+      <w:r>
+        <w:t>[Verb] [what you covered or rotated through], [the output]</w:t>
+      </w:r>
+    </w:p>
+    <w:p>
+      <w:pPr>
+        <w:pStyle w:val="ListParagraph"/>
+        <w:numPr>
+          <w:ilvl w:val="0"/>
+          <w:numId w:val="4"/>
+        </w:numPr>
+        <w:spacing w:before="13" w:after="13" w:line="243" w:lineRule="auto"/>
+      </w:pPr>
+      <w:r>
+        <w:t>[Verb] [what you presented], [to whom]</w:t>
+      </w:r>
+    </w:p>
+    <w:p>
+      <w:pPr>
+        <w:tabs>
+          <w:tab w:val="right" w:pos="10322"/>
+        </w:tabs>
+        <w:spacing w:before="92" w:after="34"/>
+      </w:pPr>
+      <w:r>
+        <w:rPr>
+          <w:b/>
+          <w:bCs/>
+        </w:rPr>
+        <w:t>[Employer] | [Role] | [City]</w:t>
+        <w:tab/>
+        <w:t>[Mon Year] to [Mon Year]</w:t>
+      </w:r>
+    </w:p>
+    <w:p>
+      <w:pPr>
+        <w:pStyle w:val="ListParagraph"/>
+        <w:numPr>
+          <w:ilvl w:val="0"/>
+          <w:numId w:val="4"/>
+        </w:numPr>
+        <w:spacing w:before="13" w:after="13" w:line="243" w:lineRule="auto"/>
+      </w:pPr>
+      <w:r>
+        <w:t>[Verb] [who you taught or managed], [how many], [hours or frequency]</w:t>
+      </w:r>
+    </w:p>
+    <w:p>
+      <w:pPr>
+        <w:pStyle w:val="ListParagraph"/>
+        <w:numPr>
+          <w:ilvl w:val="0"/>
+          <w:numId w:val="4"/>
+        </w:numPr>
+        <w:spacing w:before="13" w:after="13" w:line="243" w:lineRule="auto"/>
+      </w:pPr>
+      <w:r>
+        <w:t>[Verb] [the measured result], [how you measured it]</w:t>
+      </w:r>
+    </w:p>
+    <w:p>
+      <w:pPr>
+        <w:tabs>
+          <w:tab w:val="right" w:pos="10322"/>
+        </w:tabs>
+        <w:spacing w:before="92" w:after="34"/>
+      </w:pPr>
+      <w:r>
+        <w:rPr>
+          <w:b/>
+          <w:bCs/>
+        </w:rPr>
+        <w:t>Various Companies | Additional Insight Programmes | [City]</w:t>
+        <w:tab/>
+        <w:t>[Mon Year] to [Mon Year]</w:t>
+      </w:r>
+    </w:p>
+    <w:p>
+      <w:pPr>
+        <w:pStyle w:val="ListParagraph"/>
+        <w:numPr>
+          <w:ilvl w:val="0"/>
+          <w:numId w:val="4"/>
+        </w:numPr>
+        <w:spacing w:before="13" w:after="13" w:line="243" w:lineRule="auto"/>
+      </w:pPr>
+      <w:r>
+        <w:t xml:space="preserve">[Firm], [Firm], [Firm], [Firm] four names maximum, strongest first</w:t>
+      </w:r>
+    </w:p>
+    <w:p>
+      <w:pPr>
+        <w:pBdr>
+          <w:bottom w:val="single" w:sz="6" w:space="2" w:color="000000"/>
+        </w:pBdr>
+        <w:spacing w:before="148" w:after="78"/>
+      </w:pPr>
+      <w:r>
+        <w:rPr>
+          <w:b/>
+          <w:bCs/>
+          <w:spacing w:val="24"/>
+          <w:sz w:val="21"/>
+          <w:szCs w:val="21"/>
+        </w:rPr>
+        <w:t>LEADERSHIP</w:t>
+      </w:r>
+    </w:p>
+    <w:p>
+      <w:pPr>
+        <w:tabs>
+          <w:tab w:val="right" w:pos="10322"/>
+        </w:tabs>
+        <w:spacing w:before="92" w:after="34"/>
+      </w:pPr>
+      <w:r>
+        <w:rPr>
+          <w:b/>
+          <w:bCs/>
+        </w:rPr>
+        <w:t>[Society or club] | [Role] | [City] | [your site]</w:t>
+        <w:tab/>
+        <w:t>[Mon Year] to Present</w:t>
+      </w:r>
+    </w:p>
+    <w:p>
+      <w:pPr>
+        <w:pStyle w:val="ListParagraph"/>
+        <w:numPr>
+          <w:ilvl w:val="0"/>
+          <w:numId w:val="4"/>
+        </w:numPr>
+        <w:spacing w:before="13" w:after="13" w:line="243" w:lineRule="auto"/>
+      </w:pPr>
+      <w:r>
+        <w:t>[Verb] [what you started or ran], [membership or size], [selection process]</w:t>
+      </w:r>
+    </w:p>
+    <w:p>
+      <w:pPr>
+        <w:pStyle w:val="ListParagraph"/>
+        <w:numPr>
+          <w:ilvl w:val="0"/>
+          <w:numId w:val="4"/>
+        </w:numPr>
+        <w:spacing w:before="13" w:after="13" w:line="243" w:lineRule="auto"/>
+      </w:pPr>
+      <w:r>
+        <w:t>[Verb] [the team you managed], [how many people], [what they cover]</w:t>
+      </w:r>
+    </w:p>
+    <w:p>
+      <w:pPr>
+        <w:pStyle w:val="ListParagraph"/>
+        <w:numPr>
+          <w:ilvl w:val="0"/>
+          <w:numId w:val="4"/>
+        </w:numPr>
+        <w:spacing w:before="13" w:after="13" w:line="243" w:lineRule="auto"/>
+      </w:pPr>
+      <w:r>
+        <w:t xml:space="preserve">[Verb] [what you built] </w:t>
+      </w:r>
+      <w:hyperlink r:id="rId9" w:history="1">
+        <w:r>
+          <w:rPr>
+            <w:rStyle w:val="Hyperlink"/>
+          </w:rPr>
+          <w:t>website</w:t>
+        </w:r>
+      </w:hyperlink>
+      <w:r>
+        <w:t xml:space="preserve">, grew an </w:t>
+      </w:r>
+      <w:hyperlink r:id="rId10" w:history="1">
+        <w:r>
+          <w:rPr>
+            <w:rStyle w:val="Hyperlink"/>
+          </w:rPr>
+          <w:t>Instagram</w:t>
+        </w:r>
+      </w:hyperlink>
+      <w:r>
+        <w:t xml:space="preserve"> following of [number] and [what you produced]</w:t>
+      </w:r>
+    </w:p>
+    <w:p>
+      <w:pPr>
+        <w:tabs>
+          <w:tab w:val="right" w:pos="10322"/>
+        </w:tabs>
+        <w:spacing w:before="92" w:after="34"/>
+      </w:pPr>
+      <w:r>
+        <w:rPr>
+          <w:b/>
+          <w:bCs/>
+        </w:rPr>
+        <w:t>[Competition or team] | [Role] | [Organisation]</w:t>
+        <w:tab/>
+        <w:t>[Mon Year] to [Mon Year]</w:t>
+      </w:r>
+    </w:p>
+    <w:p>
+      <w:pPr>
+        <w:pStyle w:val="ListParagraph"/>
+        <w:numPr>
+          <w:ilvl w:val="0"/>
+          <w:numId w:val="4"/>
+        </w:numPr>
+        <w:spacing w:before="13" w:after="13" w:line="243" w:lineRule="auto"/>
+      </w:pPr>
+      <w:r>
+        <w:t>[Verb] [the team or project], [size], [over what period or rounds]</w:t>
+      </w:r>
+    </w:p>
+    <w:p>
+      <w:pPr>
+        <w:pBdr>
+          <w:bottom w:val="single" w:sz="6" w:space="2" w:color="000000"/>
+        </w:pBdr>
+        <w:spacing w:before="148" w:after="78"/>
+      </w:pPr>
+      <w:r>
+        <w:rPr>
+          <w:b/>
+          <w:bCs/>
+          <w:spacing w:val="24"/>
+          <w:sz w:val="21"/>
+          <w:szCs w:val="21"/>
+        </w:rPr>
+        <w:t>EXTRA-CURRICULAR ACTIVITIES</w:t>
+      </w:r>
+    </w:p>
+    <w:p>
+      <w:pPr>
+        <w:tabs>
+          <w:tab w:val="right" w:pos="10322"/>
+        </w:tabs>
+        <w:spacing w:before="92" w:after="34"/>
+      </w:pPr>
+      <w:r>
+        <w:rPr>
+          <w:b/>
+          <w:bCs/>
+        </w:rPr>
+        <w:t xml:space="preserve">[Firm or event] | [Programme] | [City]</w:t>
+        <w:tab/>
+        <w:t>[Mon Year]</w:t>
+      </w:r>
+    </w:p>
+    <w:p>
+      <w:pPr>
+        <w:pStyle w:val="ListParagraph"/>
+        <w:numPr>
+          <w:ilvl w:val="0"/>
+          <w:numId w:val="4"/>
+        </w:numPr>
+        <w:spacing w:before="13" w:after="13" w:line="243" w:lineRule="auto"/>
+      </w:pPr>
+      <w:r>
+        <w:t>[Verb] [the result], [the number], [over what period]</w:t>
+      </w:r>
+    </w:p>
+    <w:p>
+      <w:pPr>
+        <w:pStyle w:val="ListParagraph"/>
+        <w:numPr>
+          <w:ilvl w:val="0"/>
+          <w:numId w:val="4"/>
+        </w:numPr>
+        <w:spacing w:before="13" w:after="13" w:line="243" w:lineRule="auto"/>
+      </w:pPr>
+      <w:r>
+        <w:t>[Verb] [your ranking or selection], [out of how many]</w:t>
+      </w:r>
+    </w:p>
+    <w:p>
+      <w:pPr>
+        <w:tabs>
+          <w:tab w:val="right" w:pos="10322"/>
+        </w:tabs>
+        <w:spacing w:before="92" w:after="34"/>
+      </w:pPr>
+      <w:r>
+        <w:rPr>
+          <w:b/>
+          <w:bCs/>
+        </w:rPr>
+        <w:t>[Project name] | Personal Project | [Tools used]</w:t>
+        <w:tab/>
+        <w:t>[Mon Year] to [Mon Year]</w:t>
+      </w:r>
+    </w:p>
+    <w:p>
+      <w:pPr>
+        <w:pStyle w:val="ListParagraph"/>
+        <w:numPr>
+          <w:ilvl w:val="0"/>
+          <w:numId w:val="4"/>
+        </w:numPr>
+        <w:spacing w:before="13" w:after="13" w:line="243" w:lineRule="auto"/>
+      </w:pPr>
+      <w:r>
+        <w:t>[Verb] [what you built], [the tools], [the main feature]</w:t>
+      </w:r>
+    </w:p>
+    <w:p>
+      <w:pPr>
+        <w:pStyle w:val="ListParagraph"/>
+        <w:numPr>
+          <w:ilvl w:val="0"/>
+          <w:numId w:val="4"/>
+        </w:numPr>
+        <w:spacing w:before="13" w:after="13" w:line="243" w:lineRule="auto"/>
+      </w:pPr>
+      <w:r>
+        <w:t>[Verb] [how many users or how it was tested], [what you changed as a result]</w:t>
+      </w:r>
+    </w:p>
+    <w:p>
+      <w:pPr>
+        <w:tabs>
+          <w:tab w:val="right" w:pos="10322"/>
+        </w:tabs>
+        <w:spacing w:before="92" w:after="34"/>
+      </w:pPr>
+      <w:r>
+        <w:rPr>
+          <w:b/>
+          <w:bCs/>
+        </w:rPr>
+        <w:t>[Competition] | [Result]</w:t>
+        <w:tab/>
+        <w:t>[Mon Year] to [Mon Year]</w:t>
+      </w:r>
+    </w:p>
+    <w:p>
+      <w:pPr>
+        <w:pStyle w:val="ListParagraph"/>
+        <w:numPr>
+          <w:ilvl w:val="0"/>
+          <w:numId w:val="4"/>
+        </w:numPr>
+        <w:spacing w:before="13" w:after="13" w:line="243" w:lineRule="auto"/>
+      </w:pPr>
+      <w:r>
+        <w:t>[Verb] [the stage you reached], [hours of research], [the topic]</w:t>
+      </w:r>
+    </w:p>
+    <w:p>
+      <w:pPr>
+        <w:pStyle w:val="ListParagraph"/>
+        <w:numPr>
+          <w:ilvl w:val="0"/>
+          <w:numId w:val="4"/>
+        </w:numPr>
+        <w:spacing w:before="13" w:after="13" w:line="243" w:lineRule="auto"/>
+      </w:pPr>
+      <w:r>
+        <w:t>[Verb] [the conclusion you reached], [the data you used]</w:t>
+      </w:r>
+    </w:p>
+    <w:p>
+      <w:pPr>
+        <w:pBdr>
+          <w:bottom w:val="single" w:sz="6" w:space="2" w:color="000000"/>
+        </w:pBdr>
+        <w:spacing w:before="148" w:after="78"/>
+      </w:pPr>
+      <w:r>
+        <w:rPr>
+          <w:b/>
+          <w:bCs/>
+          <w:spacing w:val="24"/>
+          <w:sz w:val="21"/>
+          <w:szCs w:val="21"/>
+        </w:rPr>
+        <w:t>SKILLS, LANGUAGES &amp; INTERESTS</w:t>
+      </w:r>
+    </w:p>
+    <w:p>
+      <w:pPr>
+        <w:spacing w:before="48" w:after="48" w:line="246" w:lineRule="auto"/>
+      </w:pPr>
+      <w:r>
+        <w:rPr>
+          <w:b/>
+          <w:bCs/>
+        </w:rPr>
+        <w:t xml:space="preserve">Technical Skills: </w:t>
+      </w:r>
+      <w:r>
+        <w:t xml:space="preserve">[Language (level)], [Tool], [Tool] | </w:t>
+      </w:r>
+      <w:r>
+        <w:rPr>
+          <w:b/>
+          <w:bCs/>
+        </w:rPr>
+        <w:t xml:space="preserve">Languages: </w:t>
+      </w:r>
+      <w:r>
+        <w:t>[Language (level)], [Language (level)]</w:t>
+      </w:r>
+    </w:p>
+    <w:p>
+      <w:pPr>
+        <w:spacing w:before="48" w:after="48" w:line="246" w:lineRule="auto"/>
+        <w:rPr>
+          <w:b/>
+          <w:bCs/>
+        </w:rPr>
+      </w:pPr>
+      <w:r>
+        <w:rPr>
+          <w:b/>
+          <w:bCs/>
+        </w:rPr>
+        <w:t>Organisations:</w:t>
+      </w:r>
+      <w:r>
+        <w:t xml:space="preserve"> [Programme], [Programme], [Programme]</w:t>
+      </w:r>
+    </w:p>
+    <w:p>
+      <w:pPr>
+        <w:spacing w:before="48" w:after="48" w:line="246" w:lineRule="auto"/>
+      </w:pPr>
+      <w:r>
+        <w:rPr>
+          <w:b/>
+          <w:bCs/>
+        </w:rPr>
+        <w:t xml:space="preserve">Interests: </w:t>
+      </w:r>
+      <w:r>
+        <w:t>[Three or four, specific rather than generic]</w:t>
+      </w:r>
+    </w:p>
+    <w:p>
+      <w:pPr>
+        <w:spacing w:before="48" w:after="48" w:line="246" w:lineRule="auto"/>
+        <w:jc w:val="center"/>
+      </w:pPr>
+      <w:r>
+        <w:rPr>
+          <w:b/>
+          <w:bCs/>
           <w:i/>
           <w:iCs/>
-          <w:color w:val="767676"/>
-          <w:sz w:val="18"/>
-          <w:szCs w:val="18"/>
-        </w:rPr>
-        <w:t>Everything below mirrors a clean one-page layout. Keep the order. Aim to fit it on a single side of A4.</w:t>
-      </w:r>
-    </w:p>
-    <w:p>
-      <w:pPr>
-        <w:spacing w:after="80"/>
-      </w:pPr>
-      <w:r>
-        <w:rPr>
-          <w:i/>
-          <w:iCs/>
-          <w:color w:val="767676"/>
-          <w:sz w:val="18"/>
-          <w:szCs w:val="18"/>
-        </w:rPr>
-        <w:t>Keep contact details to one line. A LinkedIn URL is expected; a personal address is optional.</w:t>
-      </w:r>
-    </w:p>
-    <w:p>
-      <w:pPr>
-        <w:spacing w:after="80"/>
-      </w:pPr>
-    </w:p>
-    <w:p>
-      <w:pPr>
-        <w:spacing w:before="160" w:after="20"/>
-        <w:jc w:val="center"/>
-        <w:rPr>
-          <w:color w:val="000000" w:themeColor="text1"/>
-        </w:rPr>
-      </w:pPr>
-      <w:r>
-        <w:rPr>
-          <w:b/>
-          <w:bCs/>
-          <w:color w:val="000000" w:themeColor="text1"/>
-          <w:sz w:val="36"/>
-          <w:szCs w:val="36"/>
-        </w:rPr>
-        <w:t>[Your Full Name]</w:t>
-      </w:r>
-    </w:p>
-    <w:p>
-      <w:pPr>
-        <w:spacing w:after="20"/>
-        <w:jc w:val="center"/>
-        <w:rPr>
-          <w:color w:val="000000" w:themeColor="text1"/>
-        </w:rPr>
-      </w:pPr>
-      <w:r>
-        <w:rPr>
-          <w:color w:val="000000" w:themeColor="text1"/>
-          <w:sz w:val="18"/>
-          <w:szCs w:val="18"/>
-        </w:rPr>
-        <w:t>[Address]  |  [Phone Number]  |  [Email]  |  [LinkedIn URL]</w:t>
-      </w:r>
-    </w:p>
-    <w:p>
-      <w:pPr>
-        <w:pBdr>
-          <w:bottom w:val="single" w:sz="4" w:space="2" w:color="0F2444"/>
-        </w:pBdr>
-        <w:spacing w:before="240" w:after="60"/>
-        <w:rPr>
-          <w:color w:val="000000" w:themeColor="text1"/>
-        </w:rPr>
-      </w:pPr>
-      <w:r>
-        <w:rPr>
-          <w:b/>
-          <w:bCs/>
-          <w:color w:val="000000" w:themeColor="text1"/>
-          <w:spacing w:val="12"/>
           <w:sz w:val="22"/>
           <w:szCs w:val="22"/>
         </w:rPr>
-        <w:t>EDUCATION</w:t>
-      </w:r>
-    </w:p>
-    <w:p>
-      <w:pPr>
-        <w:tabs>
-          <w:tab w:val="right" w:pos="9026"/>
-        </w:tabs>
-        <w:spacing w:before="100" w:after="20"/>
-        <w:rPr>
-          <w:color w:val="000000" w:themeColor="text1"/>
-        </w:rPr>
-      </w:pPr>
-      <w:r>
-        <w:rPr>
-          <w:b/>
-          <w:bCs/>
-          <w:color w:val="000000" w:themeColor="text1"/>
-        </w:rPr>
-        <w:t>[University] | [Degree Title]</w:t>
-      </w:r>
-      <w:r>
-        <w:rPr>
-          <w:i/>
-          <w:iCs/>
-          <w:color w:val="000000" w:themeColor="text1"/>
-        </w:rPr>
-        <w:tab/>
-        <w:t>[Start] – Present</w:t>
-      </w:r>
-    </w:p>
-    <w:p>
-      <w:pPr>
-        <w:pStyle w:val="ListParagraph"/>
-        <w:numPr>
-          <w:ilvl w:val="0"/>
-          <w:numId w:val="2"/>
-        </w:numPr>
-        <w:spacing w:after="40"/>
-        <w:rPr>
-          <w:color w:val="000000" w:themeColor="text1"/>
-        </w:rPr>
-      </w:pPr>
-      <w:r>
-        <w:rPr>
-          <w:color w:val="000000" w:themeColor="text1"/>
-        </w:rPr>
-        <w:t>[Relevant modules with grades, e.g. Quantitative Methods (82%), Principles of Economics (75%)]</w:t>
-      </w:r>
-    </w:p>
-    <w:p>
-      <w:pPr>
-        <w:tabs>
-          <w:tab w:val="right" w:pos="9026"/>
-        </w:tabs>
-        <w:spacing w:before="100" w:after="20"/>
-        <w:rPr>
-          <w:color w:val="000000" w:themeColor="text1"/>
-        </w:rPr>
-      </w:pPr>
-      <w:r>
-        <w:rPr>
-          <w:b/>
-          <w:bCs/>
-          <w:color w:val="000000" w:themeColor="text1"/>
-        </w:rPr>
-        <w:t>[School or College] | A Levels</w:t>
-      </w:r>
-      <w:r>
-        <w:rPr>
-          <w:i/>
-          <w:iCs/>
-          <w:color w:val="000000" w:themeColor="text1"/>
-        </w:rPr>
-        <w:tab/>
-        <w:t>[Start] – [End]</w:t>
-      </w:r>
-    </w:p>
-    <w:p>
-      <w:pPr>
-        <w:pStyle w:val="ListParagraph"/>
-        <w:numPr>
-          <w:ilvl w:val="0"/>
-          <w:numId w:val="2"/>
-        </w:numPr>
-        <w:spacing w:after="40"/>
-        <w:rPr>
-          <w:color w:val="000000" w:themeColor="text1"/>
-        </w:rPr>
-      </w:pPr>
-      <w:r>
-        <w:rPr>
-          <w:color w:val="000000" w:themeColor="text1"/>
-        </w:rPr>
-        <w:t>[Subjects and grades, e.g. Business (A*), Mathematics (A), Economics (A)]</w:t>
-      </w:r>
-    </w:p>
-    <w:p>
-      <w:pPr>
-        <w:pStyle w:val="ListParagraph"/>
-        <w:numPr>
-          <w:ilvl w:val="0"/>
-          <w:numId w:val="2"/>
-        </w:numPr>
-        <w:spacing w:after="40"/>
-        <w:rPr>
-          <w:color w:val="000000" w:themeColor="text1"/>
-        </w:rPr>
-      </w:pPr>
-      <w:r>
-        <w:rPr>
-          <w:color w:val="000000" w:themeColor="text1"/>
-        </w:rPr>
-        <w:t>[Notable award or distinction, e.g. UKMT Senior Challenge: Silver Award]</w:t>
-      </w:r>
-    </w:p>
-    <w:p>
-      <w:pPr>
-        <w:pBdr>
-          <w:bottom w:val="single" w:sz="4" w:space="2" w:color="0F2444"/>
-        </w:pBdr>
-        <w:spacing w:before="240" w:after="60"/>
-        <w:rPr>
-          <w:color w:val="000000" w:themeColor="text1"/>
-        </w:rPr>
-      </w:pPr>
-      <w:r>
-        <w:rPr>
-          <w:b/>
-          <w:bCs/>
-          <w:color w:val="000000" w:themeColor="text1"/>
-          <w:spacing w:val="12"/>
-          <w:sz w:val="22"/>
-          <w:szCs w:val="22"/>
-        </w:rPr>
-        <w:t>WORK EXPERIENCE</w:t>
-      </w:r>
-    </w:p>
-    <w:p>
-      <w:pPr>
-        <w:tabs>
-          <w:tab w:val="right" w:pos="9026"/>
-        </w:tabs>
-        <w:spacing w:before="100" w:after="20"/>
-        <w:rPr>
-          <w:color w:val="000000" w:themeColor="text1"/>
-        </w:rPr>
-      </w:pPr>
-      <w:r>
-        <w:rPr>
-          <w:b/>
-          <w:bCs/>
-          <w:color w:val="000000" w:themeColor="text1"/>
-        </w:rPr>
-        <w:t>[Company] | [Role or Programme] | [Location]</w:t>
-      </w:r>
-      <w:r>
-        <w:rPr>
-          <w:i/>
-          <w:iCs/>
-          <w:color w:val="000000" w:themeColor="text1"/>
-        </w:rPr>
-        <w:tab/>
-        <w:t>[Month Year]</w:t>
-      </w:r>
-    </w:p>
-    <w:p>
-      <w:pPr>
-        <w:pStyle w:val="ListParagraph"/>
-        <w:numPr>
-          <w:ilvl w:val="0"/>
-          <w:numId w:val="2"/>
-        </w:numPr>
-        <w:spacing w:after="40"/>
-        <w:rPr>
-          <w:color w:val="000000" w:themeColor="text1"/>
-        </w:rPr>
-      </w:pPr>
-      <w:r>
-        <w:rPr>
-          <w:color w:val="000000" w:themeColor="text1"/>
-        </w:rPr>
-        <w:t>[Accomplishment] as measured by [number], by [the action you took].</w:t>
-      </w:r>
-    </w:p>
-    <w:p>
-      <w:pPr>
-        <w:pStyle w:val="ListParagraph"/>
-        <w:numPr>
-          <w:ilvl w:val="0"/>
-          <w:numId w:val="2"/>
-        </w:numPr>
-        <w:spacing w:after="40"/>
-        <w:rPr>
-          <w:color w:val="000000" w:themeColor="text1"/>
-        </w:rPr>
-      </w:pPr>
-      <w:r>
-        <w:rPr>
-          <w:color w:val="000000" w:themeColor="text1"/>
-        </w:rPr>
-        <w:t>[A second achievement, ideally showing a different skill, also quantified].</w:t>
-      </w:r>
-    </w:p>
-    <w:p>
-      <w:pPr>
-        <w:tabs>
-          <w:tab w:val="right" w:pos="9026"/>
-        </w:tabs>
-        <w:spacing w:before="100" w:after="20"/>
-        <w:rPr>
-          <w:color w:val="000000" w:themeColor="text1"/>
-        </w:rPr>
-      </w:pPr>
-      <w:r>
-        <w:rPr>
-          <w:b/>
-          <w:bCs/>
-          <w:color w:val="000000" w:themeColor="text1"/>
-        </w:rPr>
-        <w:t>[Company] | [Role or Programme] | [Location]</w:t>
-      </w:r>
-      <w:r>
-        <w:rPr>
-          <w:i/>
-          <w:iCs/>
-          <w:color w:val="000000" w:themeColor="text1"/>
-        </w:rPr>
-        <w:tab/>
-        <w:t>[Month Year]</w:t>
-      </w:r>
-    </w:p>
-    <w:p>
-      <w:pPr>
-        <w:pStyle w:val="ListParagraph"/>
-        <w:numPr>
-          <w:ilvl w:val="0"/>
-          <w:numId w:val="2"/>
-        </w:numPr>
-        <w:spacing w:after="40"/>
-        <w:rPr>
-          <w:color w:val="000000" w:themeColor="text1"/>
-        </w:rPr>
-      </w:pPr>
-      <w:r>
-        <w:rPr>
-          <w:color w:val="000000" w:themeColor="text1"/>
-        </w:rPr>
-        <w:t>[Accomplishment] as measured by [number], by [the action you took].</w:t>
-      </w:r>
-    </w:p>
-    <w:p>
-      <w:pPr>
-        <w:pStyle w:val="ListParagraph"/>
-        <w:numPr>
-          <w:ilvl w:val="0"/>
-          <w:numId w:val="2"/>
-        </w:numPr>
-        <w:spacing w:after="40"/>
-        <w:rPr>
-          <w:color w:val="000000" w:themeColor="text1"/>
-        </w:rPr>
-      </w:pPr>
-      <w:r>
-        <w:rPr>
-          <w:color w:val="000000" w:themeColor="text1"/>
-        </w:rPr>
-        <w:t>[</w:t>
-      </w:r>
-      <w:proofErr w:type="gramStart"/>
-      <w:r>
-        <w:rPr>
-          <w:color w:val="000000" w:themeColor="text1"/>
-        </w:rPr>
-        <w:t>A second achievement,</w:t>
-      </w:r>
-      <w:proofErr w:type="gramEnd"/>
-      <w:r>
-        <w:rPr>
-          <w:color w:val="000000" w:themeColor="text1"/>
-        </w:rPr>
-        <w:t xml:space="preserve"> also quantified].</w:t>
-      </w:r>
-    </w:p>
-    <w:p>
-      <w:pPr>
-        <w:pBdr>
-          <w:bottom w:val="single" w:sz="4" w:space="2" w:color="0F2444"/>
-        </w:pBdr>
-        <w:spacing w:before="240" w:after="60"/>
-        <w:rPr>
-          <w:color w:val="000000" w:themeColor="text1"/>
-        </w:rPr>
-      </w:pPr>
-      <w:r>
-        <w:rPr>
-          <w:b/>
-          <w:bCs/>
-          <w:color w:val="000000" w:themeColor="text1"/>
-          <w:spacing w:val="12"/>
-          <w:sz w:val="22"/>
-          <w:szCs w:val="22"/>
-        </w:rPr>
-        <w:t>EXTRACURRICULAR ACTIVITIES</w:t>
-      </w:r>
-    </w:p>
-    <w:p>
-      <w:pPr>
-        <w:tabs>
-          <w:tab w:val="right" w:pos="9026"/>
-        </w:tabs>
-        <w:spacing w:before="100" w:after="20"/>
-        <w:rPr>
-          <w:color w:val="000000" w:themeColor="text1"/>
-        </w:rPr>
-      </w:pPr>
-      <w:r>
-        <w:rPr>
-          <w:b/>
-          <w:bCs/>
-          <w:color w:val="000000" w:themeColor="text1"/>
-        </w:rPr>
-        <w:t>[Society or Project] | [Your Role]</w:t>
-      </w:r>
-      <w:r>
-        <w:rPr>
-          <w:i/>
-          <w:iCs/>
-          <w:color w:val="000000" w:themeColor="text1"/>
-        </w:rPr>
-        <w:tab/>
-        <w:t>[Start] – Present</w:t>
-      </w:r>
-    </w:p>
-    <w:p>
-      <w:pPr>
-        <w:pStyle w:val="ListParagraph"/>
-        <w:numPr>
-          <w:ilvl w:val="0"/>
-          <w:numId w:val="2"/>
-        </w:numPr>
-        <w:spacing w:after="40"/>
-        <w:rPr>
-          <w:color w:val="000000" w:themeColor="text1"/>
-        </w:rPr>
-      </w:pPr>
-      <w:r>
-        <w:rPr>
-          <w:color w:val="000000" w:themeColor="text1"/>
-        </w:rPr>
-        <w:t>[What you built or led] as measured by [members, followers, funds, users], by [how you did it].</w:t>
-      </w:r>
-    </w:p>
-    <w:p>
-      <w:pPr>
-        <w:tabs>
-          <w:tab w:val="right" w:pos="9026"/>
-        </w:tabs>
-        <w:spacing w:before="100" w:after="20"/>
-        <w:rPr>
-          <w:color w:val="000000" w:themeColor="text1"/>
-        </w:rPr>
-      </w:pPr>
-      <w:r>
-        <w:rPr>
-          <w:b/>
-          <w:bCs/>
-          <w:color w:val="000000" w:themeColor="text1"/>
-        </w:rPr>
-        <w:t>[Project or Competition] | [Your Role]</w:t>
-      </w:r>
-      <w:r>
-        <w:rPr>
-          <w:i/>
-          <w:iCs/>
-          <w:color w:val="000000" w:themeColor="text1"/>
-        </w:rPr>
-        <w:tab/>
-        <w:t>[Start] – [End]</w:t>
-      </w:r>
-    </w:p>
-    <w:p>
-      <w:pPr>
-        <w:pStyle w:val="ListParagraph"/>
-        <w:numPr>
-          <w:ilvl w:val="0"/>
-          <w:numId w:val="2"/>
-        </w:numPr>
-        <w:spacing w:after="40"/>
-        <w:rPr>
-          <w:color w:val="000000" w:themeColor="text1"/>
-        </w:rPr>
-      </w:pPr>
-      <w:r>
-        <w:rPr>
-          <w:color w:val="000000" w:themeColor="text1"/>
-        </w:rPr>
-        <w:t>[Achievement] as measured by [number or outcome], by [the action you took].</w:t>
-      </w:r>
-    </w:p>
-    <w:p>
-      <w:pPr>
-        <w:pBdr>
-          <w:bottom w:val="single" w:sz="4" w:space="2" w:color="0F2444"/>
-        </w:pBdr>
-        <w:spacing w:before="240" w:after="60"/>
-        <w:rPr>
-          <w:color w:val="000000" w:themeColor="text1"/>
-        </w:rPr>
-      </w:pPr>
-      <w:r>
-        <w:rPr>
-          <w:b/>
-          <w:bCs/>
-          <w:color w:val="000000" w:themeColor="text1"/>
-          <w:spacing w:val="12"/>
-          <w:sz w:val="22"/>
-          <w:szCs w:val="22"/>
-        </w:rPr>
-        <w:t>SKILLS &amp; INTERESTS</w:t>
-      </w:r>
-    </w:p>
-    <w:p>
-      <w:pPr>
-        <w:spacing w:after="40"/>
-        <w:rPr>
-          <w:color w:val="000000" w:themeColor="text1"/>
-        </w:rPr>
-      </w:pPr>
-      <w:r>
-        <w:rPr>
-          <w:b/>
-          <w:bCs/>
-          <w:color w:val="000000" w:themeColor="text1"/>
-        </w:rPr>
-        <w:t xml:space="preserve">Technical Skills: </w:t>
-      </w:r>
-      <w:r>
-        <w:rPr>
-          <w:color w:val="000000" w:themeColor="text1"/>
-        </w:rPr>
-        <w:t>[e.g. Python (Intermediate), SQL (Beginner), Excel, PowerPoint]</w:t>
-      </w:r>
-    </w:p>
-    <w:p>
-      <w:pPr>
-        <w:spacing w:after="40"/>
-        <w:rPr>
-          <w:color w:val="000000" w:themeColor="text1"/>
-        </w:rPr>
-      </w:pPr>
-      <w:r>
-        <w:rPr>
-          <w:b/>
-          <w:bCs/>
-          <w:color w:val="000000" w:themeColor="text1"/>
-        </w:rPr>
-        <w:t>Organisations</w:t>
-      </w:r>
-      <w:r>
-        <w:rPr>
-          <w:b/>
-          <w:bCs/>
-          <w:color w:val="000000" w:themeColor="text1"/>
-        </w:rPr>
-        <w:t xml:space="preserve"> or Certificates</w:t>
-      </w:r>
-      <w:r>
-        <w:rPr>
-          <w:b/>
-          <w:bCs/>
-          <w:color w:val="000000" w:themeColor="text1"/>
-        </w:rPr>
-        <w:t xml:space="preserve">: </w:t>
-      </w:r>
-      <w:r>
-        <w:rPr>
-          <w:color w:val="000000" w:themeColor="text1"/>
-        </w:rPr>
-        <w:t xml:space="preserve">[e.g. SEO London, </w:t>
-      </w:r>
-      <w:proofErr w:type="spellStart"/>
-      <w:r>
-        <w:rPr>
-          <w:color w:val="000000" w:themeColor="text1"/>
-        </w:rPr>
-        <w:t>upReach</w:t>
-      </w:r>
-      <w:proofErr w:type="spellEnd"/>
-      <w:r>
-        <w:rPr>
-          <w:color w:val="000000" w:themeColor="text1"/>
-        </w:rPr>
-        <w:t>, Bright Network]</w:t>
-      </w:r>
-    </w:p>
-    <w:p>
-      <w:pPr>
-        <w:spacing w:after="200"/>
-        <w:rPr>
-          <w:color w:val="000000" w:themeColor="text1"/>
-        </w:rPr>
-      </w:pPr>
-      <w:r>
-        <w:rPr>
-          <w:b/>
-          <w:bCs/>
-          <w:color w:val="000000" w:themeColor="text1"/>
-        </w:rPr>
-        <w:t xml:space="preserve">Languages: </w:t>
-      </w:r>
-      <w:r>
-        <w:rPr>
-          <w:color w:val="000000" w:themeColor="text1"/>
-        </w:rPr>
-        <w:t>[e.g. Arabic (Native) | English (Fluent)]</w:t>
+        <w:t>References available upon request</w:t>
       </w:r>
     </w:p>
     <w:sectPr>
-      <w:pgSz w:w="12240" w:h="15840"/>
-      <w:pgMar w:top="1080" w:right="1080" w:bottom="1080" w:left="1080" w:header="708" w:footer="708" w:gutter="0"/>
+      <w:pgSz w:w="11906" w:h="16838"/>
+      <w:pgMar w:top="576" w:right="792" w:bottom="576" w:left="792" w:header="708" w:footer="708" w:gutter="0"/>
       <w:cols w:space="720"/>
       <w:docGrid w:linePitch="360"/>
     </w:sectPr>
@@ -643,175 +844,110 @@
 </w:document>
 </file>
 
+<file path=word/endnotes.xml><?xml version="1.0" encoding="utf-8"?>
+<w:endnotes xmlns:wpc="http://schemas.microsoft.com/office/word/2010/wordprocessingCanvas" xmlns:cx="http://schemas.microsoft.com/office/drawing/2014/chartex" xmlns:cx1="http://schemas.microsoft.com/office/drawing/2015/9/8/chartex" xmlns:cx2="http://schemas.microsoft.com/office/drawing/2015/10/21/chartex" xmlns:cx3="http://schemas.microsoft.com/office/drawing/2016/5/9/chartex" xmlns:cx4="http://schemas.microsoft.com/office/drawing/2016/5/10/chartex" xmlns:cx5="http://schemas.microsoft.com/office/drawing/2016/5/11/chartex" xmlns:cx6="http://schemas.microsoft.com/office/drawing/2016/5/12/chartex" xmlns:cx7="http://schemas.microsoft.com/office/drawing/2016/5/13/chartex" xmlns:cx8="http://schemas.microsoft.com/office/drawing/2016/5/14/chartex" xmlns:mc="http://schemas.openxmlformats.org/markup-compatibility/2006" xmlns:m="http://schemas.openxmlformats.org/officeDocument/2006/math" xmlns:aink="http://schemas.microsoft.com/office/drawing/2016/ink" xmlns:am3d="http://schemas.microsoft.com/office/drawing/2017/model3d" xmlns:oel="http://schemas.microsoft.com/office/2019/extlst" xmlns:r="http://schemas.openxmlformats.org/officeDocument/2006/relationships" xmlns:wp14="http://schemas.microsoft.com/office/word/2010/wordprocessingDrawing" xmlns:wp="http://schemas.openxmlformats.org/drawingml/2006/wordprocessingDrawing" xmlns:wpg="http://schemas.microsoft.com/office/word/2010/wordprocessingGroup" xmlns:wpi="http://schemas.microsoft.com/office/word/2010/wordprocessingInk" xmlns:wps="http://schemas.microsoft.com/office/word/2010/wordprocessingShape" xmlns:o="urn:schemas-microsoft-com:office:office" xmlns:v="urn:schemas-microsoft-com:vml" xmlns:w10="urn:schemas-microsoft-com:office:word" xmlns:w="http://schemas.openxmlformats.org/wordprocessingml/2006/main" xmlns:w14="http://schemas.microsoft.com/office/word/2010/wordml" xmlns:w15="http://schemas.microsoft.com/office/word/2012/wordml" xmlns:w16cex="http://schemas.microsoft.com/office/word/2018/wordml/cex" xmlns:w16cid="http://schemas.microsoft.com/office/word/2016/wordml/cid" xmlns:w16="http://schemas.microsoft.com/office/word/2018/wordml" xmlns:w16sdtdh="http://schemas.microsoft.com/office/word/2020/wordml/sdtdatahash" xmlns:w16sdtfl="http://schemas.microsoft.com/office/word/2024/wordml/sdtformatlock" xmlns:w16se="http://schemas.microsoft.com/office/word/2015/wordml/symex" xmlns:w16du="http://schemas.microsoft.com/office/word/2023/wordml/word16du" xmlns:wne="http://schemas.microsoft.com/office/word/2006/wordml" mc:Ignorable="w14 w15 w16se w16cid w16 w16cex w16sdtdh w16sdtfl w16du wp14">
+  <w:endnote w:type="separator" w:id="-1">
+    <w:p>
+      <w:r>
+        <w:separator/>
+      </w:r>
+    </w:p>
+  </w:endnote>
+  <w:endnote w:type="continuationSeparator" w:id="0">
+    <w:p>
+      <w:r>
+        <w:continuationSeparator/>
+      </w:r>
+    </w:p>
+  </w:endnote>
+</w:endnotes>
+</file>
+
+<file path=word/footnotes.xml><?xml version="1.0" encoding="utf-8"?>
+<w:footnotes xmlns:wpc="http://schemas.microsoft.com/office/word/2010/wordprocessingCanvas" xmlns:cx="http://schemas.microsoft.com/office/drawing/2014/chartex" xmlns:cx1="http://schemas.microsoft.com/office/drawing/2015/9/8/chartex" xmlns:cx2="http://schemas.microsoft.com/office/drawing/2015/10/21/chartex" xmlns:cx3="http://schemas.microsoft.com/office/drawing/2016/5/9/chartex" xmlns:cx4="http://schemas.microsoft.com/office/drawing/2016/5/10/chartex" xmlns:cx5="http://schemas.microsoft.com/office/drawing/2016/5/11/chartex" xmlns:cx6="http://schemas.microsoft.com/office/drawing/2016/5/12/chartex" xmlns:cx7="http://schemas.microsoft.com/office/drawing/2016/5/13/chartex" xmlns:cx8="http://schemas.microsoft.com/office/drawing/2016/5/14/chartex" xmlns:mc="http://schemas.openxmlformats.org/markup-compatibility/2006" xmlns:m="http://schemas.openxmlformats.org/officeDocument/2006/math" xmlns:aink="http://schemas.microsoft.com/office/drawing/2016/ink" xmlns:am3d="http://schemas.microsoft.com/office/drawing/2017/model3d" xmlns:oel="http://schemas.microsoft.com/office/2019/extlst" xmlns:r="http://schemas.openxmlformats.org/officeDocument/2006/relationships" xmlns:wp14="http://schemas.microsoft.com/office/word/2010/wordprocessingDrawing" xmlns:wp="http://schemas.openxmlformats.org/drawingml/2006/wordprocessingDrawing" xmlns:wpg="http://schemas.microsoft.com/office/word/2010/wordprocessingGroup" xmlns:wpi="http://schemas.microsoft.com/office/word/2010/wordprocessingInk" xmlns:wps="http://schemas.microsoft.com/office/word/2010/wordprocessingShape" xmlns:o="urn:schemas-microsoft-com:office:office" xmlns:v="urn:schemas-microsoft-com:vml" xmlns:w10="urn:schemas-microsoft-com:office:word" xmlns:w="http://schemas.openxmlformats.org/wordprocessingml/2006/main" xmlns:w14="http://schemas.microsoft.com/office/word/2010/wordml" xmlns:w15="http://schemas.microsoft.com/office/word/2012/wordml" xmlns:w16cex="http://schemas.microsoft.com/office/word/2018/wordml/cex" xmlns:w16cid="http://schemas.microsoft.com/office/word/2016/wordml/cid" xmlns:w16="http://schemas.microsoft.com/office/word/2018/wordml" xmlns:w16sdtdh="http://schemas.microsoft.com/office/word/2020/wordml/sdtdatahash" xmlns:w16sdtfl="http://schemas.microsoft.com/office/word/2024/wordml/sdtformatlock" xmlns:w16se="http://schemas.microsoft.com/office/word/2015/wordml/symex" xmlns:w16du="http://schemas.microsoft.com/office/word/2023/wordml/word16du" xmlns:wne="http://schemas.microsoft.com/office/word/2006/wordml" mc:Ignorable="w14 w15 w16se w16cid w16 w16cex w16sdtdh w16sdtfl w16du wp14">
+  <w:footnote w:type="separator" w:id="-1">
+    <w:p>
+      <w:r>
+        <w:separator/>
+      </w:r>
+    </w:p>
+  </w:footnote>
+  <w:footnote w:type="continuationSeparator" w:id="0">
+    <w:p>
+      <w:r>
+        <w:continuationSeparator/>
+      </w:r>
+    </w:p>
+  </w:footnote>
+</w:footnotes>
+</file>
+
 <file path=word/numbering.xml><?xml version="1.0" encoding="utf-8"?>
-<w:numbering xmlns:wpc="http://schemas.microsoft.com/office/word/2010/wordprocessingCanvas" xmlns:cx="http://schemas.microsoft.com/office/drawing/2014/chartex" xmlns:cx1="http://schemas.microsoft.com/office/drawing/2015/9/8/chartex" xmlns:cx2="http://schemas.microsoft.com/office/drawing/2015/10/21/chartex" xmlns:cx3="http://schemas.microsoft.com/office/drawing/2016/5/9/chartex" xmlns:cx4="http://schemas.microsoft.com/office/drawing/2016/5/10/chartex" xmlns:cx5="http://schemas.microsoft.com/office/drawing/2016/5/11/chartex" xmlns:cx6="http://schemas.microsoft.com/office/drawing/2016/5/12/chartex" xmlns:cx7="http://schemas.microsoft.com/office/drawing/2016/5/13/chartex" xmlns:cx8="http://schemas.microsoft.com/office/drawing/2016/5/14/chartex" xmlns:mc="http://schemas.openxmlformats.org/markup-compatibility/2006" xmlns:aink="http://schemas.microsoft.com/office/drawing/2016/ink" xmlns:am3d="http://schemas.microsoft.com/office/drawing/2017/model3d" xmlns:o="urn:schemas-microsoft-com:office:office" xmlns:oel="http://schemas.microsoft.com/office/2019/extlst" xmlns:r="http://schemas.openxmlformats.org/officeDocument/2006/relationships" xmlns:m="http://schemas.openxmlformats.org/officeDocument/2006/math" xmlns:v="urn:schemas-microsoft-com:vml" xmlns:wp14="http://schemas.microsoft.com/office/word/2010/wordprocessingDrawing" xmlns:wp="http://schemas.openxmlformats.org/drawingml/2006/wordprocessingDrawing" xmlns:w10="urn:schemas-microsoft-com:office:word" xmlns:w="http://schemas.openxmlformats.org/wordprocessingml/2006/main" xmlns:w14="http://schemas.microsoft.com/office/word/2010/wordml" xmlns:w15="http://schemas.microsoft.com/office/word/2012/wordml" xmlns:w16cex="http://schemas.microsoft.com/office/word/2018/wordml/cex" xmlns:w16cid="http://schemas.microsoft.com/office/word/2016/wordml/cid" xmlns:w16="http://schemas.microsoft.com/office/word/2018/wordml" xmlns:w16du="http://schemas.microsoft.com/office/word/2023/wordml/word16du" xmlns:w16sdtdh="http://schemas.microsoft.com/office/word/2020/wordml/sdtdatahash" xmlns:w16sdtfl="http://schemas.microsoft.com/office/word/2024/wordml/sdtformatlock" xmlns:w16se="http://schemas.microsoft.com/office/word/2015/wordml/symex" xmlns:wpg="http://schemas.microsoft.com/office/word/2010/wordprocessingGroup" xmlns:wpi="http://schemas.microsoft.com/office/word/2010/wordprocessingInk" xmlns:wne="http://schemas.microsoft.com/office/word/2006/wordml" xmlns:wps="http://schemas.microsoft.com/office/word/2010/wordprocessingShape" mc:Ignorable="w14 w15 w16se w16cid w16 w16cex w16sdtdh w16sdtfl w16du wp14">
+<w:numbering xmlns:wpc="http://schemas.microsoft.com/office/word/2010/wordprocessingCanvas" xmlns:cx="http://schemas.microsoft.com/office/drawing/2014/chartex" xmlns:cx1="http://schemas.microsoft.com/office/drawing/2015/9/8/chartex" xmlns:cx2="http://schemas.microsoft.com/office/drawing/2015/10/21/chartex" xmlns:cx3="http://schemas.microsoft.com/office/drawing/2016/5/9/chartex" xmlns:cx4="http://schemas.microsoft.com/office/drawing/2016/5/10/chartex" xmlns:cx5="http://schemas.microsoft.com/office/drawing/2016/5/11/chartex" xmlns:cx6="http://schemas.microsoft.com/office/drawing/2016/5/12/chartex" xmlns:cx7="http://schemas.microsoft.com/office/drawing/2016/5/13/chartex" xmlns:cx8="http://schemas.microsoft.com/office/drawing/2016/5/14/chartex" xmlns:mc="http://schemas.openxmlformats.org/markup-compatibility/2006" xmlns:m="http://schemas.openxmlformats.org/officeDocument/2006/math" xmlns:aink="http://schemas.microsoft.com/office/drawing/2016/ink" xmlns:am3d="http://schemas.microsoft.com/office/drawing/2017/model3d" xmlns:oel="http://schemas.microsoft.com/office/2019/extlst" xmlns:r="http://schemas.openxmlformats.org/officeDocument/2006/relationships" xmlns:wp14="http://schemas.microsoft.com/office/word/2010/wordprocessingDrawing" xmlns:wp="http://schemas.openxmlformats.org/drawingml/2006/wordprocessingDrawing" xmlns:wpg="http://schemas.microsoft.com/office/word/2010/wordprocessingGroup" xmlns:wpi="http://schemas.microsoft.com/office/word/2010/wordprocessingInk" xmlns:wps="http://schemas.microsoft.com/office/word/2010/wordprocessingShape" xmlns:o="urn:schemas-microsoft-com:office:office" xmlns:v="urn:schemas-microsoft-com:vml" xmlns:w10="urn:schemas-microsoft-com:office:word" xmlns:w="http://schemas.openxmlformats.org/wordprocessingml/2006/main" xmlns:w14="http://schemas.microsoft.com/office/word/2010/wordml" xmlns:w15="http://schemas.microsoft.com/office/word/2012/wordml" xmlns:w16cex="http://schemas.microsoft.com/office/word/2018/wordml/cex" xmlns:w16cid="http://schemas.microsoft.com/office/word/2016/wordml/cid" xmlns:w16="http://schemas.microsoft.com/office/word/2018/wordml" xmlns:w16sdtdh="http://schemas.microsoft.com/office/word/2020/wordml/sdtdatahash" xmlns:w16sdtfl="http://schemas.microsoft.com/office/word/2024/wordml/sdtformatlock" xmlns:w16se="http://schemas.microsoft.com/office/word/2015/wordml/symex" xmlns:w16du="http://schemas.microsoft.com/office/word/2023/wordml/word16du" xmlns:wne="http://schemas.microsoft.com/office/word/2006/wordml" mc:Ignorable="w14 w15 w16se w16cid w16 w16cex w16sdtdh w16sdtfl w16du wp14">
   <w:abstractNum w:abstractNumId="0" w15:restartNumberingAfterBreak="0">
-    <w:nsid w:val="016D655C"/>
+    <w:nsid w:val="246C6AAB"/>
     <w:multiLevelType w:val="hybridMultilevel"/>
-    <w:tmpl w:val="77EE8250"/>
-    <w:lvl w:ilvl="0" w:tplc="CE145968">
+    <w:tmpl w:val="C82E3C26"/>
+    <w:lvl w:ilvl="0" w:tplc="03D8BF3C">
       <w:start w:val="1"/>
       <w:numFmt w:val="bullet"/>
-      <w:lvlText w:val="□"/>
-      <w:lvlJc w:val="left"/>
-      <w:pPr>
-        <w:ind w:left="460" w:hanging="240"/>
-      </w:pPr>
-    </w:lvl>
-    <w:lvl w:ilvl="1" w:tplc="64CEA1E8">
+      <w:lvlText w:val="▪"/>
+      <w:lvlJc w:val="left"/>
+      <w:pPr>
+        <w:ind w:left="316" w:hanging="215"/>
+      </w:pPr>
+      <w:rPr>
+        <w:rFonts w:ascii="Times New Roman" w:eastAsia="Times New Roman" w:hAnsi="Times New Roman" w:cs="Times New Roman"/>
+        <w:sz w:val="20"/>
+        <w:szCs w:val="20"/>
+      </w:rPr>
+    </w:lvl>
+    <w:lvl w:ilvl="1" w:tplc="D338B866">
       <w:numFmt w:val="decimal"/>
       <w:lvlText w:val=""/>
       <w:lvlJc w:val="left"/>
     </w:lvl>
-    <w:lvl w:ilvl="2" w:tplc="D96A7996">
+    <w:lvl w:ilvl="2" w:tplc="C004EF62">
       <w:numFmt w:val="decimal"/>
       <w:lvlText w:val=""/>
       <w:lvlJc w:val="left"/>
     </w:lvl>
-    <w:lvl w:ilvl="3" w:tplc="FFB66FF6">
+    <w:lvl w:ilvl="3" w:tplc="40B61BB4">
       <w:numFmt w:val="decimal"/>
       <w:lvlText w:val=""/>
       <w:lvlJc w:val="left"/>
     </w:lvl>
-    <w:lvl w:ilvl="4" w:tplc="9B70A4D4">
+    <w:lvl w:ilvl="4" w:tplc="4A3E792E">
       <w:numFmt w:val="decimal"/>
       <w:lvlText w:val=""/>
       <w:lvlJc w:val="left"/>
     </w:lvl>
-    <w:lvl w:ilvl="5" w:tplc="FB047160">
+    <w:lvl w:ilvl="5" w:tplc="5AFABCC6">
       <w:numFmt w:val="decimal"/>
       <w:lvlText w:val=""/>
       <w:lvlJc w:val="left"/>
     </w:lvl>
-    <w:lvl w:ilvl="6" w:tplc="F72E327A">
+    <w:lvl w:ilvl="6" w:tplc="A6E66FA8">
       <w:numFmt w:val="decimal"/>
       <w:lvlText w:val=""/>
       <w:lvlJc w:val="left"/>
     </w:lvl>
-    <w:lvl w:ilvl="7" w:tplc="F7A8B1CC">
+    <w:lvl w:ilvl="7" w:tplc="F0080AB2">
       <w:numFmt w:val="decimal"/>
       <w:lvlText w:val=""/>
       <w:lvlJc w:val="left"/>
     </w:lvl>
-    <w:lvl w:ilvl="8" w:tplc="88047A20">
+    <w:lvl w:ilvl="8" w:tplc="8AD4804C">
       <w:numFmt w:val="decimal"/>
       <w:lvlText w:val=""/>
       <w:lvlJc w:val="left"/>
     </w:lvl>
   </w:abstractNum>
   <w:abstractNum w:abstractNumId="1" w15:restartNumberingAfterBreak="0">
-    <w:nsid w:val="05AB1ED6"/>
+    <w:nsid w:val="399B2334"/>
     <w:multiLevelType w:val="hybridMultilevel"/>
-    <w:tmpl w:val="6FC8C5E2"/>
-    <w:lvl w:ilvl="0" w:tplc="25EAE166">
-      <w:start w:val="1"/>
-      <w:numFmt w:val="bullet"/>
-      <w:lvlText w:val="•"/>
-      <w:lvlJc w:val="left"/>
-      <w:pPr>
-        <w:ind w:left="460" w:hanging="240"/>
-      </w:pPr>
-    </w:lvl>
-    <w:lvl w:ilvl="1" w:tplc="8BA4A3EE">
-      <w:numFmt w:val="decimal"/>
-      <w:lvlText w:val=""/>
-      <w:lvlJc w:val="left"/>
-    </w:lvl>
-    <w:lvl w:ilvl="2" w:tplc="70749406">
-      <w:numFmt w:val="decimal"/>
-      <w:lvlText w:val=""/>
-      <w:lvlJc w:val="left"/>
-    </w:lvl>
-    <w:lvl w:ilvl="3" w:tplc="3924ACF2">
-      <w:numFmt w:val="decimal"/>
-      <w:lvlText w:val=""/>
-      <w:lvlJc w:val="left"/>
-    </w:lvl>
-    <w:lvl w:ilvl="4" w:tplc="63BCB3A2">
-      <w:numFmt w:val="decimal"/>
-      <w:lvlText w:val=""/>
-      <w:lvlJc w:val="left"/>
-    </w:lvl>
-    <w:lvl w:ilvl="5" w:tplc="C39A7BF6">
-      <w:numFmt w:val="decimal"/>
-      <w:lvlText w:val=""/>
-      <w:lvlJc w:val="left"/>
-    </w:lvl>
-    <w:lvl w:ilvl="6" w:tplc="FCAC1A0A">
-      <w:numFmt w:val="decimal"/>
-      <w:lvlText w:val=""/>
-      <w:lvlJc w:val="left"/>
-    </w:lvl>
-    <w:lvl w:ilvl="7" w:tplc="3ECEAF22">
-      <w:numFmt w:val="decimal"/>
-      <w:lvlText w:val=""/>
-      <w:lvlJc w:val="left"/>
-    </w:lvl>
-    <w:lvl w:ilvl="8" w:tplc="57EC8522">
-      <w:numFmt w:val="decimal"/>
-      <w:lvlText w:val=""/>
-      <w:lvlJc w:val="left"/>
-    </w:lvl>
-  </w:abstractNum>
-  <w:abstractNum w:abstractNumId="2" w15:restartNumberingAfterBreak="0">
-    <w:nsid w:val="3CD31ED1"/>
-    <w:multiLevelType w:val="hybridMultilevel"/>
-    <w:tmpl w:val="EED63E4A"/>
-    <w:lvl w:ilvl="0" w:tplc="2C3667C2">
-      <w:start w:val="1"/>
-      <w:numFmt w:val="bullet"/>
-      <w:lvlText w:val="•"/>
-      <w:lvlJc w:val="left"/>
-      <w:pPr>
-        <w:ind w:left="460" w:hanging="240"/>
-      </w:pPr>
-    </w:lvl>
-    <w:lvl w:ilvl="1" w:tplc="1ABAAB60">
-      <w:numFmt w:val="decimal"/>
-      <w:lvlText w:val=""/>
-      <w:lvlJc w:val="left"/>
-    </w:lvl>
-    <w:lvl w:ilvl="2" w:tplc="175EF748">
-      <w:numFmt w:val="decimal"/>
-      <w:lvlText w:val=""/>
-      <w:lvlJc w:val="left"/>
-    </w:lvl>
-    <w:lvl w:ilvl="3" w:tplc="4DC25C24">
-      <w:numFmt w:val="decimal"/>
-      <w:lvlText w:val=""/>
-      <w:lvlJc w:val="left"/>
-    </w:lvl>
-    <w:lvl w:ilvl="4" w:tplc="25FA33DC">
-      <w:numFmt w:val="decimal"/>
-      <w:lvlText w:val=""/>
-      <w:lvlJc w:val="left"/>
-    </w:lvl>
-    <w:lvl w:ilvl="5" w:tplc="E4A40CAC">
-      <w:numFmt w:val="decimal"/>
-      <w:lvlText w:val=""/>
-      <w:lvlJc w:val="left"/>
-    </w:lvl>
-    <w:lvl w:ilvl="6" w:tplc="6F907428">
-      <w:numFmt w:val="decimal"/>
-      <w:lvlText w:val=""/>
-      <w:lvlJc w:val="left"/>
-    </w:lvl>
-    <w:lvl w:ilvl="7" w:tplc="B93CBC6A">
-      <w:numFmt w:val="decimal"/>
-      <w:lvlText w:val=""/>
-      <w:lvlJc w:val="left"/>
-    </w:lvl>
-    <w:lvl w:ilvl="8" w:tplc="C87CEDFA">
-      <w:numFmt w:val="decimal"/>
-      <w:lvlText w:val=""/>
-      <w:lvlJc w:val="left"/>
-    </w:lvl>
-  </w:abstractNum>
-  <w:abstractNum w:abstractNumId="3" w15:restartNumberingAfterBreak="0">
-    <w:nsid w:val="6A5F1DED"/>
-    <w:multiLevelType w:val="hybridMultilevel"/>
-    <w:tmpl w:val="9DC4E92E"/>
-    <w:lvl w:ilvl="0" w:tplc="2624AC0E">
+    <w:tmpl w:val="80B66AA2"/>
+    <w:lvl w:ilvl="0" w:tplc="2F52BBC6">
       <w:start w:val="1"/>
       <w:numFmt w:val="bullet"/>
       <w:lvlText w:val="●"/>
@@ -820,7 +956,7 @@
         <w:ind w:left="720" w:hanging="360"/>
       </w:pPr>
     </w:lvl>
-    <w:lvl w:ilvl="1" w:tplc="232A5446">
+    <w:lvl w:ilvl="1" w:tplc="2BA49DB0">
       <w:start w:val="1"/>
       <w:numFmt w:val="bullet"/>
       <w:lvlText w:val="○"/>
@@ -829,7 +965,7 @@
         <w:ind w:left="1440" w:hanging="360"/>
       </w:pPr>
     </w:lvl>
-    <w:lvl w:ilvl="2" w:tplc="584256C4">
+    <w:lvl w:ilvl="2" w:tplc="FB3848DE">
       <w:start w:val="1"/>
       <w:numFmt w:val="bullet"/>
       <w:lvlText w:val="■"/>
@@ -838,7 +974,7 @@
         <w:ind w:left="2160" w:hanging="360"/>
       </w:pPr>
     </w:lvl>
-    <w:lvl w:ilvl="3" w:tplc="F98636DC">
+    <w:lvl w:ilvl="3" w:tplc="BDCEF912">
       <w:start w:val="1"/>
       <w:numFmt w:val="bullet"/>
       <w:lvlText w:val="●"/>
@@ -847,7 +983,7 @@
         <w:ind w:left="2880" w:hanging="360"/>
       </w:pPr>
     </w:lvl>
-    <w:lvl w:ilvl="4" w:tplc="04CC4CBC">
+    <w:lvl w:ilvl="4" w:tplc="C9DECC0C">
       <w:start w:val="1"/>
       <w:numFmt w:val="bullet"/>
       <w:lvlText w:val="○"/>
@@ -856,7 +992,7 @@
         <w:ind w:left="3600" w:hanging="360"/>
       </w:pPr>
     </w:lvl>
-    <w:lvl w:ilvl="5" w:tplc="1FA0C0BA">
+    <w:lvl w:ilvl="5" w:tplc="9F9EFDBA">
       <w:start w:val="1"/>
       <w:numFmt w:val="bullet"/>
       <w:lvlText w:val="■"/>
@@ -865,7 +1001,7 @@
         <w:ind w:left="4320" w:hanging="360"/>
       </w:pPr>
     </w:lvl>
-    <w:lvl w:ilvl="6" w:tplc="26504824">
+    <w:lvl w:ilvl="6" w:tplc="7B063124">
       <w:start w:val="1"/>
       <w:numFmt w:val="bullet"/>
       <w:lvlText w:val="●"/>
@@ -874,7 +1010,7 @@
         <w:ind w:left="5040" w:hanging="360"/>
       </w:pPr>
     </w:lvl>
-    <w:lvl w:ilvl="7" w:tplc="099264BA">
+    <w:lvl w:ilvl="7" w:tplc="90C2F290">
       <w:start w:val="1"/>
       <w:numFmt w:val="bullet"/>
       <w:lvlText w:val="●"/>
@@ -883,7 +1019,7 @@
         <w:ind w:left="5760" w:hanging="360"/>
       </w:pPr>
     </w:lvl>
-    <w:lvl w:ilvl="8" w:tplc="95EC149E">
+    <w:lvl w:ilvl="8" w:tplc="1F58F16E">
       <w:start w:val="1"/>
       <w:numFmt w:val="bullet"/>
       <w:lvlText w:val="●"/>
@@ -893,25 +1029,81 @@
       </w:pPr>
     </w:lvl>
   </w:abstractNum>
-  <w:num w:numId="1" w16cid:durableId="398596820">
-    <w:abstractNumId w:val="3"/>
-    <w:lvlOverride w:ilvl="0">
-      <w:startOverride w:val="1"/>
-    </w:lvlOverride>
-  </w:num>
-  <w:num w:numId="2" w16cid:durableId="299699772">
+  <w:abstractNum w:abstractNumId="2" w15:restartNumberingAfterBreak="0">
+    <w:nsid w:val="4AC35774"/>
+    <w:multiLevelType w:val="hybridMultilevel"/>
+    <w:tmpl w:val="72F24CA2"/>
+    <w:lvl w:ilvl="0" w:tplc="37F89D4E">
+      <w:start w:val="1"/>
+      <w:numFmt w:val="bullet"/>
+      <w:lvlText w:val="▪"/>
+      <w:lvlJc w:val="left"/>
+      <w:pPr>
+        <w:ind w:left="316" w:hanging="215"/>
+      </w:pPr>
+      <w:rPr>
+        <w:rFonts w:ascii="Times New Roman" w:eastAsia="Times New Roman" w:hAnsi="Times New Roman" w:cs="Times New Roman"/>
+        <w:sz w:val="20"/>
+        <w:szCs w:val="20"/>
+      </w:rPr>
+    </w:lvl>
+    <w:lvl w:ilvl="1" w:tplc="531CB57E">
+      <w:numFmt w:val="decimal"/>
+      <w:lvlText w:val=""/>
+      <w:lvlJc w:val="left"/>
+    </w:lvl>
+    <w:lvl w:ilvl="2" w:tplc="55E8004A">
+      <w:numFmt w:val="decimal"/>
+      <w:lvlText w:val=""/>
+      <w:lvlJc w:val="left"/>
+    </w:lvl>
+    <w:lvl w:ilvl="3" w:tplc="8C8C398A">
+      <w:numFmt w:val="decimal"/>
+      <w:lvlText w:val=""/>
+      <w:lvlJc w:val="left"/>
+    </w:lvl>
+    <w:lvl w:ilvl="4" w:tplc="C270C2A6">
+      <w:numFmt w:val="decimal"/>
+      <w:lvlText w:val=""/>
+      <w:lvlJc w:val="left"/>
+    </w:lvl>
+    <w:lvl w:ilvl="5" w:tplc="FDE00424">
+      <w:numFmt w:val="decimal"/>
+      <w:lvlText w:val=""/>
+      <w:lvlJc w:val="left"/>
+    </w:lvl>
+    <w:lvl w:ilvl="6" w:tplc="1F3E0260">
+      <w:numFmt w:val="decimal"/>
+      <w:lvlText w:val=""/>
+      <w:lvlJc w:val="left"/>
+    </w:lvl>
+    <w:lvl w:ilvl="7" w:tplc="6A5CE9A4">
+      <w:numFmt w:val="decimal"/>
+      <w:lvlText w:val=""/>
+      <w:lvlJc w:val="left"/>
+    </w:lvl>
+    <w:lvl w:ilvl="8" w:tplc="E11C7186">
+      <w:numFmt w:val="decimal"/>
+      <w:lvlText w:val=""/>
+      <w:lvlJc w:val="left"/>
+    </w:lvl>
+  </w:abstractNum>
+  <w:num w:numId="1" w16cid:durableId="1916016095">
     <w:abstractNumId w:val="1"/>
     <w:lvlOverride w:ilvl="0">
       <w:startOverride w:val="1"/>
     </w:lvlOverride>
   </w:num>
-  <w:num w:numId="3" w16cid:durableId="772015861">
+  <w:num w:numId="2" w16cid:durableId="366219589">
     <w:abstractNumId w:val="2"/>
     <w:lvlOverride w:ilvl="0">
       <w:startOverride w:val="1"/>
     </w:lvlOverride>
   </w:num>
-  <w:num w:numId="4" w16cid:durableId="673411439">
+  <w:num w:numId="3" w16cid:durableId="481048078">
+    <w:abstractNumId w:val="2"/>
+  </w:num>
+  <w:num w:numId="4" w16cid:durableId="850611240">
     <w:abstractNumId w:val="0"/>
     <w:lvlOverride w:ilvl="0">
       <w:startOverride w:val="1"/>
@@ -921,7 +1113,7 @@
 </file>
 
 <file path=word/styles.xml><?xml version="1.0" encoding="utf-8"?>
-<w:styles xmlns:mc="http://schemas.openxmlformats.org/markup-compatibility/2006" xmlns:r="http://schemas.openxmlformats.org/officeDocument/2006/relationships" xmlns:w="http://schemas.openxmlformats.org/wordprocessingml/2006/main" xmlns:w14="http://schemas.microsoft.com/office/word/2010/wordml" xmlns:w15="http://schemas.microsoft.com/office/word/2012/wordml" xmlns:w16cex="http://schemas.microsoft.com/office/word/2018/wordml/cex" xmlns:w16cid="http://schemas.microsoft.com/office/word/2016/wordml/cid" xmlns:w16="http://schemas.microsoft.com/office/word/2018/wordml" xmlns:w16du="http://schemas.microsoft.com/office/word/2023/wordml/word16du" xmlns:w16sdtdh="http://schemas.microsoft.com/office/word/2020/wordml/sdtdatahash" xmlns:w16sdtfl="http://schemas.microsoft.com/office/word/2024/wordml/sdtformatlock" xmlns:w16se="http://schemas.microsoft.com/office/word/2015/wordml/symex" mc:Ignorable="w14 w15 w16se w16cid w16 w16cex w16sdtdh w16sdtfl w16du">
+<w:styles xmlns:mc="http://schemas.openxmlformats.org/markup-compatibility/2006" xmlns:r="http://schemas.openxmlformats.org/officeDocument/2006/relationships" xmlns:w="http://schemas.openxmlformats.org/wordprocessingml/2006/main" xmlns:w14="http://schemas.microsoft.com/office/word/2010/wordml" xmlns:w15="http://schemas.microsoft.com/office/word/2012/wordml" xmlns:w16cex="http://schemas.microsoft.com/office/word/2018/wordml/cex" xmlns:w16cid="http://schemas.microsoft.com/office/word/2016/wordml/cid" xmlns:w16="http://schemas.microsoft.com/office/word/2018/wordml" xmlns:w16sdtdh="http://schemas.microsoft.com/office/word/2020/wordml/sdtdatahash" xmlns:w16sdtfl="http://schemas.microsoft.com/office/word/2024/wordml/sdtformatlock" xmlns:w16se="http://schemas.microsoft.com/office/word/2015/wordml/symex" xmlns:w16du="http://schemas.microsoft.com/office/word/2023/wordml/word16du" mc:Ignorable="w14 w15 w16se w16cid w16 w16cex w16sdtdh w16sdtfl w16du">
   <w:docDefaults>
     <w:rPrDefault>
       <w:rPr>
@@ -1508,6 +1700,72 @@
       <w:szCs w:val="20"/>
     </w:rPr>
   </w:style>
+  <w:style w:type="character" w:styleId="UnresolvedMention">
+    <w:name w:val="Unresolved Mention"/>
+    <w:basedOn w:val="DefaultParagraphFont"/>
+    <w:uiPriority w:val="99"/>
+    <w:semiHidden/>
+    <w:unhideWhenUsed/>
+    <w:rsid w:val="008A7114"/>
+    <w:rPr>
+      <w:color w:val="605E5C"/>
+      <w:shd w:val="clear" w:color="auto" w:fill="E1DFDD"/>
+    </w:rPr>
+  </w:style>
+  <w:style w:type="character" w:styleId="FollowedHyperlink">
+    <w:name w:val="FollowedHyperlink"/>
+    <w:basedOn w:val="DefaultParagraphFont"/>
+    <w:uiPriority w:val="99"/>
+    <w:semiHidden/>
+    <w:unhideWhenUsed/>
+    <w:rsid w:val="0063731C"/>
+    <w:rPr>
+      <w:color w:val="96607D" w:themeColor="followedHyperlink"/>
+      <w:u w:val="single"/>
+    </w:rPr>
+  </w:style>
+  <w:style w:type="paragraph" w:styleId="Header">
+    <w:name w:val="header"/>
+    <w:basedOn w:val="Normal"/>
+    <w:link w:val="HeaderChar"/>
+    <w:uiPriority w:val="99"/>
+    <w:unhideWhenUsed/>
+    <w:rsid w:val="005A193A"/>
+    <w:pPr>
+      <w:tabs>
+        <w:tab w:val="center" w:pos="4513"/>
+        <w:tab w:val="right" w:pos="9026"/>
+      </w:tabs>
+    </w:pPr>
+  </w:style>
+  <w:style w:type="character" w:customStyle="1" w:styleId="HeaderChar">
+    <w:name w:val="Header Char"/>
+    <w:basedOn w:val="DefaultParagraphFont"/>
+    <w:link w:val="Header"/>
+    <w:uiPriority w:val="99"/>
+    <w:rsid w:val="005A193A"/>
+  </w:style>
+  <w:style w:type="paragraph" w:styleId="Footer">
+    <w:name w:val="footer"/>
+    <w:basedOn w:val="Normal"/>
+    <w:link w:val="FooterChar"/>
+    <w:uiPriority w:val="99"/>
+    <w:unhideWhenUsed/>
+    <w:rsid w:val="005A193A"/>
+    <w:pPr>
+      <w:tabs>
+        <w:tab w:val="center" w:pos="4513"/>
+        <w:tab w:val="right" w:pos="9026"/>
+      </w:tabs>
+    </w:pPr>
+  </w:style>
+  <w:style w:type="character" w:customStyle="1" w:styleId="FooterChar">
+    <w:name w:val="Footer Char"/>
+    <w:basedOn w:val="DefaultParagraphFont"/>
+    <w:link w:val="Footer"/>
+    <w:uiPriority w:val="99"/>
+    <w:rsid w:val="005A193A"/>
+  </w:style>
 </w:styles>
 </file>
 
